--- a/docs/fa/docx/SIM800C-two-way-audio-hardware-report-fa.docx
+++ b/docs/fa/docx/SIM800C-two-way-audio-hardware-report-fa.docx
@@ -621,7 +621,7 @@
                 <w:rtl w:val="true"/>
                 <w:lang w:val="en-US" w:eastAsia="en-US" w:bidi="ar-SA"/>
               </w:rPr>
-              <w:t>از کنار برد به گوشی</w:t>
+              <w:t>از  برد به گوشی</w:t>
             </w:r>
           </w:p>
         </w:tc>
@@ -758,7 +758,7 @@
                 <w:rtl w:val="true"/>
                 <w:lang w:val="en-US" w:eastAsia="en-US" w:bidi="ar-SA"/>
               </w:rPr>
-              <w:t>از گوشی به کنار برد</w:t>
+              <w:t>از گوشی به برد</w:t>
             </w:r>
           </w:p>
         </w:tc>
@@ -1005,69 +1005,6 @@
         <w:bidi w:val="1"/>
         <w:spacing w:lineRule="auto" w:line="240" w:before="80" w:after="20"/>
         <w:jc w:val="both"/>
-        <w:rPr>
-          <w:rFonts w:ascii="Noto Naskh Arabic" w:hAnsi="Noto Naskh Arabic" w:eastAsia="Noto Naskh Arabic" w:cs="Noto Naskh Arabic"/>
-          <w:b/>
-          <w:sz w:val="26"/>
-        </w:rPr>
-      </w:pPr>
-      <w:r>
-        <w:rPr>
-          <w:rFonts w:eastAsia="Noto Naskh Arabic" w:cs="Noto Naskh Arabic"/>
-          <w:b/>
-          <w:sz w:val="26"/>
-          <w:rtl w:val="true"/>
-        </w:rPr>
-      </w:r>
-    </w:p>
-    <w:p>
-      <w:pPr>
-        <w:pStyle w:val="Normal"/>
-        <w:bidi w:val="1"/>
-        <w:spacing w:lineRule="auto" w:line="240" w:before="80" w:after="20"/>
-        <w:jc w:val="left"/>
-        <w:rPr>
-          <w:rFonts w:ascii="Noto Naskh Arabic" w:hAnsi="Noto Naskh Arabic" w:eastAsia="Noto Naskh Arabic" w:cs="Noto Naskh Arabic"/>
-          <w:b/>
-          <w:sz w:val="26"/>
-        </w:rPr>
-      </w:pPr>
-      <w:r>
-        <w:rPr>
-          <w:rFonts w:eastAsia="Noto Naskh Arabic" w:cs="Noto Naskh Arabic"/>
-          <w:b/>
-          <w:sz w:val="26"/>
-          <w:rtl w:val="true"/>
-        </w:rPr>
-      </w:r>
-    </w:p>
-    <w:p>
-      <w:pPr>
-        <w:pStyle w:val="Normal"/>
-        <w:bidi w:val="1"/>
-        <w:spacing w:lineRule="auto" w:line="240" w:before="80" w:after="20"/>
-        <w:jc w:val="left"/>
-        <w:rPr>
-          <w:rFonts w:ascii="Noto Naskh Arabic" w:hAnsi="Noto Naskh Arabic" w:eastAsia="Noto Naskh Arabic" w:cs="Noto Naskh Arabic"/>
-          <w:b/>
-          <w:sz w:val="26"/>
-        </w:rPr>
-      </w:pPr>
-      <w:r>
-        <w:rPr>
-          <w:rFonts w:eastAsia="Noto Naskh Arabic" w:cs="Noto Naskh Arabic"/>
-          <w:b/>
-          <w:sz w:val="26"/>
-          <w:rtl w:val="true"/>
-        </w:rPr>
-      </w:r>
-    </w:p>
-    <w:p>
-      <w:pPr>
-        <w:pStyle w:val="Normal"/>
-        <w:bidi w:val="1"/>
-        <w:spacing w:lineRule="auto" w:line="240" w:before="80" w:after="20"/>
-        <w:jc w:val="left"/>
         <w:rPr>
           <w:rFonts w:ascii="Noto Naskh Arabic" w:hAnsi="Noto Naskh Arabic" w:eastAsia="Noto Naskh Arabic" w:cs="Noto Naskh Arabic"/>
           <w:b/>
@@ -2508,6 +2445,377 @@
     <w:p>
       <w:pPr>
         <w:pStyle w:val="Normal"/>
+        <w:bidi w:val="1"/>
+        <w:spacing w:lineRule="auto" w:line="240" w:before="0" w:after="40"/>
+        <w:jc w:val="both"/>
+        <w:rPr>
+          <w:rFonts w:ascii="LM Roman Slanted 9" w:hAnsi="LM Roman Slanted 9" w:cs="LM Roman Slanted 9"/>
+        </w:rPr>
+      </w:pPr>
+      <w:r>
+        <w:rPr>
+          <w:rtl w:val="true"/>
+        </w:rPr>
+      </w:r>
+    </w:p>
+    <w:p>
+      <w:pPr>
+        <w:pStyle w:val="Normal"/>
+        <w:bidi w:val="1"/>
+        <w:spacing w:lineRule="auto" w:line="240" w:before="0" w:after="40"/>
+        <w:jc w:val="both"/>
+        <w:rPr>
+          <w:rFonts w:cs="Noto Naskh Arabic"/>
+          <w:b/>
+          <w:bCs/>
+          <w:sz w:val="30"/>
+          <w:szCs w:val="30"/>
+        </w:rPr>
+      </w:pPr>
+      <w:r>
+        <w:rPr>
+          <w:rFonts w:eastAsia="Noto Naskh Arabic" w:cs="Noto Naskh Arabic" w:ascii="LM Roman Slanted 9" w:hAnsi="LM Roman Slanted 9"/>
+          <w:b/>
+          <w:bCs/>
+          <w:sz w:val="30"/>
+          <w:szCs w:val="30"/>
+        </w:rPr>
+        <w:t>4</w:t>
+      </w:r>
+      <w:r>
+        <w:rPr>
+          <w:rFonts w:eastAsia="Noto Naskh Arabic" w:cs="Noto Naskh Arabic" w:ascii="LM Roman Slanted 9" w:hAnsi="LM Roman Slanted 9"/>
+          <w:b/>
+          <w:bCs/>
+          <w:sz w:val="30"/>
+          <w:szCs w:val="30"/>
+          <w:rtl w:val="true"/>
+        </w:rPr>
+        <w:t xml:space="preserve">- </w:t>
+      </w:r>
+      <w:r>
+        <w:rPr>
+          <w:rFonts w:ascii="LM Roman Slanted 9" w:hAnsi="LM Roman Slanted 9" w:eastAsia="Noto Naskh Arabic" w:cs="Noto Naskh Arabic"/>
+          <w:b/>
+          <w:b/>
+          <w:bCs/>
+          <w:sz w:val="30"/>
+          <w:sz w:val="30"/>
+          <w:szCs w:val="30"/>
+          <w:rtl w:val="true"/>
+        </w:rPr>
+        <w:t>پخش فایل صوتی آماده در تماس</w:t>
+      </w:r>
+    </w:p>
+    <w:p>
+      <w:pPr>
+        <w:pStyle w:val="BodyText"/>
+        <w:bidi w:val="1"/>
+        <w:jc w:val="both"/>
+        <w:rPr/>
+      </w:pPr>
+      <w:r>
+        <w:rPr>
+          <w:rtl w:val="true"/>
+        </w:rPr>
+        <w:t xml:space="preserve">در برخی کاربردها لازم است به جای استفاده از میکروفون، یک </w:t>
+      </w:r>
+      <w:r>
+        <w:rPr>
+          <w:rStyle w:val="Strong"/>
+          <w:b w:val="false"/>
+          <w:b w:val="false"/>
+          <w:bCs w:val="false"/>
+          <w:rtl w:val="true"/>
+        </w:rPr>
+        <w:t>فایل صوتی از پیش آماده‌شده</w:t>
+      </w:r>
+      <w:r>
+        <w:rPr>
+          <w:rtl w:val="true"/>
+        </w:rPr>
+        <w:t xml:space="preserve"> هنگام تماس برای طرف مقابل پخش شود</w:t>
+      </w:r>
+      <w:r>
+        <w:rPr>
+          <w:rtl w:val="true"/>
+        </w:rPr>
+        <w:t xml:space="preserve">. </w:t>
+      </w:r>
+      <w:r>
+        <w:rPr>
+          <w:rtl w:val="true"/>
+        </w:rPr>
+        <w:t>منبع تولید این فایل برای عملکرد سیستم اهمیتی ندارد و فایل می‌تواند از قبل تهیه شده باشد</w:t>
+      </w:r>
+      <w:r>
+        <w:rPr>
+          <w:rtl w:val="true"/>
+        </w:rPr>
+        <w:t xml:space="preserve">. </w:t>
+      </w:r>
+      <w:r>
+        <w:rPr>
+          <w:rtl w:val="true"/>
+        </w:rPr>
+        <w:t xml:space="preserve">در این روش، ورودی‌های میکروفون </w:t>
+      </w:r>
+      <w:r>
+        <w:rPr>
+          <w:rStyle w:val="SourceText"/>
+        </w:rPr>
+        <w:t>MICP/MICN</w:t>
+      </w:r>
+      <w:r>
+        <w:rPr>
+          <w:rtl w:val="true"/>
+        </w:rPr>
+        <w:t xml:space="preserve"> </w:t>
+      </w:r>
+      <w:r>
+        <w:rPr>
+          <w:rtl w:val="true"/>
+        </w:rPr>
+        <w:t>در مسیر تولید پیام مورد استفاده قرار نمی‌گیرند</w:t>
+      </w:r>
+      <w:r>
+        <w:rPr>
+          <w:rtl w:val="true"/>
+        </w:rPr>
+        <w:t>.</w:t>
+      </w:r>
+    </w:p>
+    <w:p>
+      <w:pPr>
+        <w:pStyle w:val="BodyText"/>
+        <w:bidi w:val="1"/>
+        <w:jc w:val="both"/>
+        <w:rPr/>
+      </w:pPr>
+      <w:r>
+        <w:rPr>
+          <w:rtl w:val="true"/>
+        </w:rPr>
+        <w:t xml:space="preserve">فایل صوتی پس از آماده‌سازی در فرمت قابل پشتیبانی، به صورت داده دیجیتال از طریق رابط </w:t>
+      </w:r>
+      <w:r>
+        <w:rPr/>
+        <w:t>UART</w:t>
+      </w:r>
+      <w:r>
+        <w:rPr>
+          <w:rtl w:val="true"/>
+        </w:rPr>
+        <w:t xml:space="preserve"> </w:t>
+      </w:r>
+      <w:r>
+        <w:rPr>
+          <w:rtl w:val="true"/>
+        </w:rPr>
+        <w:t xml:space="preserve">به حافظه داخلی ماژول </w:t>
+      </w:r>
+      <w:r>
+        <w:rPr>
+          <w:rStyle w:val="SourceText"/>
+        </w:rPr>
+        <w:t>SIM800C</w:t>
+      </w:r>
+      <w:r>
+        <w:rPr>
+          <w:rtl w:val="true"/>
+        </w:rPr>
+        <w:t xml:space="preserve"> </w:t>
+      </w:r>
+      <w:r>
+        <w:rPr>
+          <w:rtl w:val="true"/>
+        </w:rPr>
+        <w:t>منتقل می‌شود</w:t>
+      </w:r>
+      <w:r>
+        <w:rPr>
+          <w:rtl w:val="true"/>
+        </w:rPr>
+        <w:t xml:space="preserve">. </w:t>
+      </w:r>
+      <w:r>
+        <w:rPr/>
+        <w:t>SIM800C</w:t>
+      </w:r>
+      <w:r>
+        <w:rPr>
+          <w:rtl w:val="true"/>
+        </w:rPr>
+        <w:t xml:space="preserve"> </w:t>
+      </w:r>
+      <w:r>
+        <w:rPr>
+          <w:rtl w:val="true"/>
+        </w:rPr>
+        <w:t xml:space="preserve">دارای سیستم فایل داخلی است و فرمان‌هایی مانند </w:t>
+      </w:r>
+      <w:r>
+        <w:rPr>
+          <w:rStyle w:val="SourceText"/>
+        </w:rPr>
+        <w:t>AT+FSCREATE</w:t>
+      </w:r>
+      <w:r>
+        <w:rPr>
+          <w:rtl w:val="true"/>
+        </w:rPr>
+        <w:t xml:space="preserve"> </w:t>
+      </w:r>
+      <w:r>
+        <w:rPr>
+          <w:rtl w:val="true"/>
+        </w:rPr>
+        <w:t xml:space="preserve">و </w:t>
+      </w:r>
+      <w:r>
+        <w:rPr>
+          <w:rStyle w:val="SourceText"/>
+        </w:rPr>
+        <w:t>AT+FSWRITE</w:t>
+      </w:r>
+      <w:r>
+        <w:rPr>
+          <w:rtl w:val="true"/>
+        </w:rPr>
+        <w:t xml:space="preserve"> </w:t>
+      </w:r>
+      <w:r>
+        <w:rPr>
+          <w:rtl w:val="true"/>
+        </w:rPr>
+        <w:t>برای ایجاد فایل و نوشتن داده در حافظه آن در نظر گرفته شده‌اند</w:t>
+      </w:r>
+      <w:r>
+        <w:rPr>
+          <w:rtl w:val="true"/>
+        </w:rPr>
+        <w:t xml:space="preserve">. </w:t>
+      </w:r>
+    </w:p>
+    <w:p>
+      <w:pPr>
+        <w:pStyle w:val="BodyText"/>
+        <w:bidi w:val="1"/>
+        <w:jc w:val="both"/>
+        <w:rPr/>
+      </w:pPr>
+      <w:r>
+        <w:rPr>
+          <w:rtl w:val="true"/>
+        </w:rPr>
+        <w:t xml:space="preserve">پس از ذخیره فایل، می‌توان با استفاده از فرمان </w:t>
+      </w:r>
+      <w:r>
+        <w:rPr>
+          <w:rStyle w:val="SourceText"/>
+        </w:rPr>
+        <w:t>AT+CMEDPLAY</w:t>
+      </w:r>
+      <w:r>
+        <w:rPr>
+          <w:rtl w:val="true"/>
+        </w:rPr>
+        <w:t xml:space="preserve"> </w:t>
+      </w:r>
+      <w:r>
+        <w:rPr>
+          <w:rtl w:val="true"/>
+        </w:rPr>
+        <w:t>پخش فایل صوتی را توسط خود ماژول کنترل کرد</w:t>
+      </w:r>
+      <w:r>
+        <w:rPr>
+          <w:rtl w:val="true"/>
+        </w:rPr>
+        <w:t xml:space="preserve">. </w:t>
+      </w:r>
+      <w:r>
+        <w:rPr>
+          <w:rtl w:val="true"/>
+        </w:rPr>
+        <w:t>این فرمان امکان تعیین فایل، مسیر صوتی و سطح صدا را فراهم می‌کند</w:t>
+      </w:r>
+      <w:r>
+        <w:rPr>
+          <w:rtl w:val="true"/>
+        </w:rPr>
+        <w:t xml:space="preserve">. </w:t>
+      </w:r>
+    </w:p>
+    <w:p>
+      <w:pPr>
+        <w:pStyle w:val="BodyText"/>
+        <w:bidi w:val="1"/>
+        <w:jc w:val="both"/>
+        <w:rPr/>
+      </w:pPr>
+      <w:r>
+        <w:rPr>
+          <w:rtl w:val="true"/>
+        </w:rPr>
+        <w:t xml:space="preserve">در این ساختار، </w:t>
+      </w:r>
+      <w:r>
+        <w:rPr>
+          <w:rStyle w:val="SourceText"/>
+        </w:rPr>
+        <w:t>STM32F407</w:t>
+      </w:r>
+      <w:r>
+        <w:rPr>
+          <w:rtl w:val="true"/>
+        </w:rPr>
+        <w:t xml:space="preserve"> </w:t>
+      </w:r>
+      <w:r>
+        <w:rPr>
+          <w:rtl w:val="true"/>
+        </w:rPr>
+        <w:t xml:space="preserve">وظیفه مدیریت روند کار را بر عهده دارد؛ از جمله ارسال فرمان‌های </w:t>
+      </w:r>
+      <w:r>
+        <w:rPr/>
+        <w:t>AT</w:t>
+      </w:r>
+      <w:r>
+        <w:rPr>
+          <w:rtl w:val="true"/>
+        </w:rPr>
+        <w:t xml:space="preserve"> </w:t>
+      </w:r>
+      <w:r>
+        <w:rPr>
+          <w:rtl w:val="true"/>
+        </w:rPr>
+        <w:t>برای برقراری یا پاسخ‌دادن به تماس، انتخاب فایل ذخیره‌شده و شروع یا توقف پخش آن</w:t>
+      </w:r>
+      <w:r>
+        <w:rPr>
+          <w:rtl w:val="true"/>
+        </w:rPr>
+        <w:t xml:space="preserve">. </w:t>
+      </w:r>
+      <w:r>
+        <w:rPr>
+          <w:rtl w:val="true"/>
+        </w:rPr>
+        <w:t>در نتیجه برای پخش پیام آماده، نیازی به تولید سیگنال صوتی توسط میکروفون وجود ندارد</w:t>
+      </w:r>
+      <w:r>
+        <w:rPr>
+          <w:rtl w:val="true"/>
+        </w:rPr>
+        <w:t>.</w:t>
+      </w:r>
+    </w:p>
+    <w:p>
+      <w:pPr>
+        <w:pStyle w:val="Normal"/>
         <w:keepNext w:val="true"/>
         <w:bidi w:val="1"/>
         <w:spacing w:lineRule="auto" w:line="240" w:before="80" w:after="20"/>
@@ -2527,7 +2835,7 @@
           <w:sz w:val="30"/>
           <w:szCs w:val="30"/>
         </w:rPr>
-        <w:t>4</w:t>
+        <w:t>5</w:t>
       </w:r>
       <w:r>
         <w:rPr>
@@ -2829,7 +3137,7 @@
           <w:sz w:val="30"/>
           <w:szCs w:val="30"/>
         </w:rPr>
-        <w:t>5</w:t>
+        <w:t>6</w:t>
       </w:r>
       <w:r>
         <w:rPr>
@@ -3231,6 +3539,26 @@
       </w:pPr>
       <w:r>
         <w:rPr>
+          <w:rtl w:val="true"/>
+        </w:rPr>
+      </w:r>
+    </w:p>
+    <w:p>
+      <w:pPr>
+        <w:pStyle w:val="Normal"/>
+        <w:bidi w:val="1"/>
+        <w:spacing w:lineRule="auto" w:line="240" w:before="80" w:after="20"/>
+        <w:jc w:val="both"/>
+        <w:rPr>
+          <w:rFonts w:ascii="LM Roman Slanted 9" w:hAnsi="LM Roman Slanted 9" w:cs="LM Roman Slanted 9"/>
+          <w:b/>
+          <w:bCs/>
+          <w:sz w:val="30"/>
+          <w:szCs w:val="30"/>
+        </w:rPr>
+      </w:pPr>
+      <w:r>
+        <w:rPr>
           <w:rFonts w:ascii="LM Roman Slanted 9" w:hAnsi="LM Roman Slanted 9" w:eastAsia="Noto Naskh Arabic" w:cs="LM Roman Slanted 9"/>
           <w:b/>
           <w:b/>
@@ -3413,6 +3741,165 @@
           <w:szCs w:val="22"/>
           <w:rtl w:val="true"/>
         </w:rPr>
+        <w:t xml:space="preserve">. </w:t>
+      </w:r>
+      <w:r>
+        <w:rPr>
+          <w:rFonts w:ascii="LM Roman Slanted 9" w:hAnsi="LM Roman Slanted 9" w:eastAsia="Noto Naskh Arabic" w:cs="LM Roman Slanted 9"/>
+          <w:b w:val="false"/>
+          <w:b w:val="false"/>
+          <w:sz w:val="22"/>
+          <w:sz w:val="22"/>
+          <w:szCs w:val="22"/>
+          <w:rtl w:val="true"/>
+        </w:rPr>
+        <w:t xml:space="preserve">در صورتی که فایل صوتی موردنظر از قبل آماده باشد، می‌توان بدون استفاده از میکروفون، آن را به صورت داده دیجیتال در حافظه داخلی ماژول </w:t>
+      </w:r>
+      <w:r>
+        <w:rPr>
+          <w:rStyle w:val="SourceText"/>
+          <w:b w:val="false"/>
+          <w:sz w:val="22"/>
+          <w:szCs w:val="22"/>
+        </w:rPr>
+        <w:t>SIM800C</w:t>
+      </w:r>
+      <w:r>
+        <w:rPr>
+          <w:rFonts w:eastAsia="Noto Naskh Arabic" w:cs="LM Roman Slanted 9" w:ascii="LM Roman Slanted 9" w:hAnsi="LM Roman Slanted 9"/>
+          <w:b w:val="false"/>
+          <w:sz w:val="22"/>
+          <w:szCs w:val="22"/>
+          <w:rtl w:val="true"/>
+        </w:rPr>
+        <w:t xml:space="preserve"> </w:t>
+      </w:r>
+      <w:r>
+        <w:rPr>
+          <w:rFonts w:ascii="LM Roman Slanted 9" w:hAnsi="LM Roman Slanted 9" w:eastAsia="Noto Naskh Arabic" w:cs="LM Roman Slanted 9"/>
+          <w:b w:val="false"/>
+          <w:b w:val="false"/>
+          <w:sz w:val="22"/>
+          <w:sz w:val="22"/>
+          <w:szCs w:val="22"/>
+          <w:rtl w:val="true"/>
+        </w:rPr>
+        <w:t>ذخیره کرد و هنگام برقراری تماس توسط خود ماژول پخش نمود</w:t>
+      </w:r>
+      <w:r>
+        <w:rPr>
+          <w:rFonts w:eastAsia="Noto Naskh Arabic" w:cs="LM Roman Slanted 9" w:ascii="LM Roman Slanted 9" w:hAnsi="LM Roman Slanted 9"/>
+          <w:b w:val="false"/>
+          <w:sz w:val="22"/>
+          <w:szCs w:val="22"/>
+          <w:rtl w:val="true"/>
+        </w:rPr>
+        <w:t xml:space="preserve">. </w:t>
+      </w:r>
+      <w:r>
+        <w:rPr>
+          <w:rFonts w:ascii="LM Roman Slanted 9" w:hAnsi="LM Roman Slanted 9" w:eastAsia="Noto Naskh Arabic" w:cs="LM Roman Slanted 9"/>
+          <w:b w:val="false"/>
+          <w:b w:val="false"/>
+          <w:sz w:val="22"/>
+          <w:sz w:val="22"/>
+          <w:szCs w:val="22"/>
+          <w:rtl w:val="true"/>
+        </w:rPr>
+        <w:t xml:space="preserve">در این روش، </w:t>
+      </w:r>
+      <w:r>
+        <w:rPr>
+          <w:rStyle w:val="SourceText"/>
+          <w:b w:val="false"/>
+          <w:sz w:val="22"/>
+          <w:szCs w:val="22"/>
+        </w:rPr>
+        <w:t>STM32F407</w:t>
+      </w:r>
+      <w:r>
+        <w:rPr>
+          <w:rFonts w:eastAsia="Noto Naskh Arabic" w:cs="LM Roman Slanted 9" w:ascii="LM Roman Slanted 9" w:hAnsi="LM Roman Slanted 9"/>
+          <w:b w:val="false"/>
+          <w:sz w:val="22"/>
+          <w:szCs w:val="22"/>
+          <w:rtl w:val="true"/>
+        </w:rPr>
+        <w:t xml:space="preserve"> </w:t>
+      </w:r>
+      <w:r>
+        <w:rPr>
+          <w:rFonts w:ascii="LM Roman Slanted 9" w:hAnsi="LM Roman Slanted 9" w:eastAsia="Noto Naskh Arabic" w:cs="LM Roman Slanted 9"/>
+          <w:b w:val="false"/>
+          <w:b w:val="false"/>
+          <w:sz w:val="22"/>
+          <w:sz w:val="22"/>
+          <w:szCs w:val="22"/>
+          <w:rtl w:val="true"/>
+        </w:rPr>
+        <w:t>تنها وظیفه کنترل ماژول و ارسال فرمان‌های لازم برای مدیریت تماس و پخش فایل را بر عهده دارد</w:t>
+      </w:r>
+      <w:r>
+        <w:rPr>
+          <w:rFonts w:eastAsia="Noto Naskh Arabic" w:cs="LM Roman Slanted 9" w:ascii="LM Roman Slanted 9" w:hAnsi="LM Roman Slanted 9"/>
+          <w:b w:val="false"/>
+          <w:sz w:val="22"/>
+          <w:szCs w:val="22"/>
+          <w:rtl w:val="true"/>
+        </w:rPr>
+        <w:t xml:space="preserve">. </w:t>
+      </w:r>
+      <w:r>
+        <w:rPr>
+          <w:rFonts w:ascii="LM Roman Slanted 9" w:hAnsi="LM Roman Slanted 9" w:eastAsia="Noto Naskh Arabic" w:cs="LM Roman Slanted 9"/>
+          <w:b w:val="false"/>
+          <w:b w:val="false"/>
+          <w:sz w:val="22"/>
+          <w:sz w:val="22"/>
+          <w:szCs w:val="22"/>
+          <w:rtl w:val="true"/>
+        </w:rPr>
+        <w:t xml:space="preserve">بنابراین مسیر صوتی آنالوگ مربوط به </w:t>
+      </w:r>
+      <w:r>
+        <w:rPr>
+          <w:rStyle w:val="SourceText"/>
+          <w:b w:val="false"/>
+          <w:sz w:val="22"/>
+          <w:szCs w:val="22"/>
+        </w:rPr>
+        <w:t>MICP/MICN</w:t>
+      </w:r>
+      <w:r>
+        <w:rPr>
+          <w:rFonts w:eastAsia="Noto Naskh Arabic" w:cs="LM Roman Slanted 9" w:ascii="LM Roman Slanted 9" w:hAnsi="LM Roman Slanted 9"/>
+          <w:b w:val="false"/>
+          <w:sz w:val="22"/>
+          <w:szCs w:val="22"/>
+          <w:rtl w:val="true"/>
+        </w:rPr>
+        <w:t xml:space="preserve"> </w:t>
+      </w:r>
+      <w:r>
+        <w:rPr>
+          <w:rFonts w:ascii="LM Roman Slanted 9" w:hAnsi="LM Roman Slanted 9" w:eastAsia="Noto Naskh Arabic" w:cs="LM Roman Slanted 9"/>
+          <w:b w:val="false"/>
+          <w:b w:val="false"/>
+          <w:sz w:val="22"/>
+          <w:sz w:val="22"/>
+          <w:szCs w:val="22"/>
+          <w:rtl w:val="true"/>
+        </w:rPr>
+        <w:t>برای پخش پیام از پیش آماده‌شده موردنیاز نیست و ساختار سیستم ساده‌تر می‌شود</w:t>
+      </w:r>
+      <w:r>
+        <w:rPr>
+          <w:rFonts w:eastAsia="Noto Naskh Arabic" w:cs="LM Roman Slanted 9" w:ascii="LM Roman Slanted 9" w:hAnsi="LM Roman Slanted 9"/>
+          <w:b w:val="false"/>
+          <w:sz w:val="22"/>
+          <w:szCs w:val="22"/>
+          <w:rtl w:val="true"/>
+        </w:rPr>
         <w:t>.</w:t>
       </w:r>
     </w:p>
@@ -3430,6 +3917,9 @@
       </w:pPr>
       <w:r>
         <w:rPr>
+          <w:rFonts w:cs="LM Roman Slanted 9" w:ascii="LM Roman Slanted 9" w:hAnsi="LM Roman Slanted 9"/>
+          <w:sz w:val="22"/>
+          <w:szCs w:val="22"/>
           <w:rtl w:val="true"/>
         </w:rPr>
       </w:r>
@@ -3448,6 +3938,9 @@
       </w:pPr>
       <w:r>
         <w:rPr>
+          <w:rFonts w:cs="LM Roman Slanted 9" w:ascii="LM Roman Slanted 9" w:hAnsi="LM Roman Slanted 9"/>
+          <w:sz w:val="22"/>
+          <w:szCs w:val="22"/>
           <w:rtl w:val="true"/>
         </w:rPr>
       </w:r>
@@ -3466,6 +3959,9 @@
       </w:pPr>
       <w:r>
         <w:rPr>
+          <w:rFonts w:cs="LM Roman Slanted 9" w:ascii="LM Roman Slanted 9" w:hAnsi="LM Roman Slanted 9"/>
+          <w:sz w:val="22"/>
+          <w:szCs w:val="22"/>
           <w:rtl w:val="true"/>
         </w:rPr>
       </w:r>
@@ -3484,6 +3980,9 @@
       </w:pPr>
       <w:r>
         <w:rPr>
+          <w:rFonts w:cs="LM Roman Slanted 9" w:ascii="LM Roman Slanted 9" w:hAnsi="LM Roman Slanted 9"/>
+          <w:sz w:val="22"/>
+          <w:szCs w:val="22"/>
           <w:rtl w:val="true"/>
         </w:rPr>
       </w:r>
@@ -3502,6 +4001,9 @@
       </w:pPr>
       <w:r>
         <w:rPr>
+          <w:rFonts w:cs="LM Roman Slanted 9" w:ascii="LM Roman Slanted 9" w:hAnsi="LM Roman Slanted 9"/>
+          <w:sz w:val="22"/>
+          <w:szCs w:val="22"/>
           <w:rtl w:val="true"/>
         </w:rPr>
       </w:r>
@@ -3520,6 +4022,9 @@
       </w:pPr>
       <w:r>
         <w:rPr>
+          <w:rFonts w:cs="LM Roman Slanted 9" w:ascii="LM Roman Slanted 9" w:hAnsi="LM Roman Slanted 9"/>
+          <w:sz w:val="22"/>
+          <w:szCs w:val="22"/>
           <w:rtl w:val="true"/>
         </w:rPr>
       </w:r>
@@ -3538,6 +4043,9 @@
       </w:pPr>
       <w:r>
         <w:rPr>
+          <w:rFonts w:cs="LM Roman Slanted 9" w:ascii="LM Roman Slanted 9" w:hAnsi="LM Roman Slanted 9"/>
+          <w:sz w:val="22"/>
+          <w:szCs w:val="22"/>
           <w:rtl w:val="true"/>
         </w:rPr>
       </w:r>
@@ -3556,6 +4064,9 @@
       </w:pPr>
       <w:r>
         <w:rPr>
+          <w:rFonts w:cs="LM Roman Slanted 9" w:ascii="LM Roman Slanted 9" w:hAnsi="LM Roman Slanted 9"/>
+          <w:sz w:val="22"/>
+          <w:szCs w:val="22"/>
           <w:rtl w:val="true"/>
         </w:rPr>
       </w:r>
@@ -3574,6 +4085,9 @@
       </w:pPr>
       <w:r>
         <w:rPr>
+          <w:rFonts w:cs="LM Roman Slanted 9" w:ascii="LM Roman Slanted 9" w:hAnsi="LM Roman Slanted 9"/>
+          <w:sz w:val="22"/>
+          <w:szCs w:val="22"/>
           <w:rtl w:val="true"/>
         </w:rPr>
       </w:r>
@@ -3592,6 +4106,9 @@
       </w:pPr>
       <w:r>
         <w:rPr>
+          <w:rFonts w:cs="LM Roman Slanted 9" w:ascii="LM Roman Slanted 9" w:hAnsi="LM Roman Slanted 9"/>
+          <w:sz w:val="22"/>
+          <w:szCs w:val="22"/>
           <w:rtl w:val="true"/>
         </w:rPr>
       </w:r>
@@ -3610,6 +4127,9 @@
       </w:pPr>
       <w:r>
         <w:rPr>
+          <w:rFonts w:cs="LM Roman Slanted 9" w:ascii="LM Roman Slanted 9" w:hAnsi="LM Roman Slanted 9"/>
+          <w:sz w:val="22"/>
+          <w:szCs w:val="22"/>
           <w:rtl w:val="true"/>
         </w:rPr>
       </w:r>
@@ -3628,6 +4148,9 @@
       </w:pPr>
       <w:r>
         <w:rPr>
+          <w:rFonts w:cs="LM Roman Slanted 9" w:ascii="LM Roman Slanted 9" w:hAnsi="LM Roman Slanted 9"/>
+          <w:sz w:val="22"/>
+          <w:szCs w:val="22"/>
           <w:rtl w:val="true"/>
         </w:rPr>
       </w:r>
@@ -3646,6 +4169,9 @@
       </w:pPr>
       <w:r>
         <w:rPr>
+          <w:rFonts w:cs="LM Roman Slanted 9" w:ascii="LM Roman Slanted 9" w:hAnsi="LM Roman Slanted 9"/>
+          <w:sz w:val="22"/>
+          <w:szCs w:val="22"/>
           <w:rtl w:val="true"/>
         </w:rPr>
       </w:r>
@@ -3664,6 +4190,9 @@
       </w:pPr>
       <w:r>
         <w:rPr>
+          <w:rFonts w:cs="LM Roman Slanted 9" w:ascii="LM Roman Slanted 9" w:hAnsi="LM Roman Slanted 9"/>
+          <w:sz w:val="22"/>
+          <w:szCs w:val="22"/>
           <w:rtl w:val="true"/>
         </w:rPr>
       </w:r>
@@ -3682,6 +4211,9 @@
       </w:pPr>
       <w:r>
         <w:rPr>
+          <w:rFonts w:cs="LM Roman Slanted 9" w:ascii="LM Roman Slanted 9" w:hAnsi="LM Roman Slanted 9"/>
+          <w:sz w:val="22"/>
+          <w:szCs w:val="22"/>
           <w:rtl w:val="true"/>
         </w:rPr>
       </w:r>
@@ -3700,6 +4232,9 @@
       </w:pPr>
       <w:r>
         <w:rPr>
+          <w:rFonts w:cs="LM Roman Slanted 9" w:ascii="LM Roman Slanted 9" w:hAnsi="LM Roman Slanted 9"/>
+          <w:sz w:val="22"/>
+          <w:szCs w:val="22"/>
           <w:rtl w:val="true"/>
         </w:rPr>
       </w:r>
@@ -3859,6 +4394,9 @@
       </w:pPr>
       <w:r>
         <w:rPr>
+          <w:rFonts w:cs="LM Roman Slanted 9" w:ascii="LM Roman Slanted 9" w:hAnsi="LM Roman Slanted 9"/>
+          <w:sz w:val="22"/>
+          <w:szCs w:val="22"/>
           <w:rtl w:val="true"/>
         </w:rPr>
       </w:r>
@@ -5709,6 +6247,13 @@
       <w:u w:val="single"/>
     </w:rPr>
   </w:style>
+  <w:style w:type="character" w:styleId="SourceText">
+    <w:name w:val="Source Text"/>
+    <w:qFormat/>
+    <w:rPr>
+      <w:rFonts w:ascii="Liberation Mono" w:hAnsi="Liberation Mono" w:eastAsia="Liberation Mono" w:cs="Liberation Mono"/>
+    </w:rPr>
+  </w:style>
   <w:style w:type="paragraph" w:styleId="Heading">
     <w:name w:val="Heading"/>
     <w:basedOn w:val="Normal"/>
